--- a/document-templates/shared/08_Residence_Consent_TEMPLATE.docx
+++ b/document-templates/shared/08_Residence_Consent_TEMPLATE.docx
@@ -11,6 +11,8 @@
           <w:rFonts w:ascii="Arial" w:cs="Arial" w:eastAsia="Arial" w:hAnsi="Arial"/>
           <w:b/>
           <w:bCs/>
+          <w:color w:val="1F3864"/>
+          <w:sz w:val="32"/>
         </w:rPr>
         <w:t xml:space="preserve">Template 08 — Home Country Residence Declaration</w:t>
       </w:r>
@@ -33,6 +35,9 @@
       <w:r>
         <w:rPr>
           <w:rFonts w:ascii="Arial" w:cs="Arial" w:eastAsia="Arial" w:hAnsi="Arial"/>
+          <w:b/>
+          <w:color w:val="1F3864"/>
+          <w:sz w:val="26"/>
         </w:rPr>
         <w:t xml:space="preserve">How to use this template</w:t>
       </w:r>
@@ -141,6 +146,8 @@
           <w:rFonts w:ascii="Arial" w:cs="Arial" w:eastAsia="Arial" w:hAnsi="Arial"/>
           <w:b/>
           <w:bCs/>
+          <w:color w:val="1F3864"/>
+          <w:sz w:val="32"/>
         </w:rPr>
         <w:t xml:space="preserve">Home Country Residence Declaration</w:t>
       </w:r>
@@ -300,6 +307,9 @@
       <w:r>
         <w:rPr>
           <w:rFonts w:ascii="Arial" w:cs="Arial" w:eastAsia="Arial" w:hAnsi="Arial"/>
+          <w:b/>
+          <w:color w:val="1F3864"/>
+          <w:sz w:val="26"/>
         </w:rPr>
         <w:t xml:space="preserve">1. Current Residence</w:t>
       </w:r>
@@ -364,6 +374,9 @@
       <w:r>
         <w:rPr>
           <w:rFonts w:ascii="Arial" w:cs="Arial" w:eastAsia="Arial" w:hAnsi="Arial"/>
+          <w:b/>
+          <w:color w:val="1F3864"/>
+          <w:sz w:val="26"/>
         </w:rPr>
         <w:t xml:space="preserve">2. Application From Country of Residence</w:t>
       </w:r>
@@ -386,6 +399,9 @@
       <w:r>
         <w:rPr>
           <w:rFonts w:ascii="Arial" w:cs="Arial" w:eastAsia="Arial" w:hAnsi="Arial"/>
+          <w:b/>
+          <w:color w:val="1F3864"/>
+          <w:sz w:val="26"/>
         </w:rPr>
         <w:t xml:space="preserve">3. Declaration</w:t>
       </w:r>

--- a/document-templates/shared/08_Residence_Consent_TEMPLATE.docx
+++ b/document-templates/shared/08_Residence_Consent_TEMPLATE.docx
@@ -14,122 +14,60 @@
           <w:color w:val="1F3864"/>
           <w:sz w:val="32"/>
         </w:rPr>
-        <w:t xml:space="preserve">Template 08 — Home Country Residence Declaration</w:t>
-      </w:r>
-    </w:p>
-    <w:p>
-      <w:pPr>
-        <w:spacing w:after="120"/>
-      </w:pPr>
-      <w:r>
-        <w:rPr>
-          <w:rFonts w:ascii="Arial" w:cs="Arial" w:eastAsia="Arial" w:hAnsi="Arial"/>
-        </w:rPr>
-        <w:t xml:space="preserve">Purpose: confirm where you legally reside — supporting your application through the embassy responsible for that country.</w:t>
-      </w:r>
-    </w:p>
-    <w:p>
-      <w:pPr>
-        <w:pStyle w:val="Heading2"/>
-      </w:pPr>
-      <w:r>
-        <w:rPr>
-          <w:rFonts w:ascii="Arial" w:cs="Arial" w:eastAsia="Arial" w:hAnsi="Arial"/>
-          <w:b/>
-          <w:color w:val="1F3864"/>
-          <w:sz w:val="26"/>
-        </w:rPr>
-        <w:t xml:space="preserve">How to use this template</w:t>
+        <w:t>Template 08 — Proof of Residence &amp; Current Location</w:t>
+      </w:r>
+    </w:p>
+    <w:p>
+      <w:pPr>
+        <w:spacing w:after="120"/>
+      </w:pPr>
+      <w:r>
+        <w:rPr>
+          <w:rFonts w:ascii="Arial" w:cs="Arial" w:eastAsia="Arial" w:hAnsi="Arial"/>
+        </w:rPr>
+        <w:t>Purpose: evidence — not just a statement — of where you currently live and, where requested, that you are travelling to Thailand. Immigration officers want to see real supporting documents, not only your own declaration.</w:t>
+      </w:r>
+    </w:p>
+    <w:p>
+      <w:r>
+        <w:rPr>
+          <w:b/>
+        </w:rPr>
+        <w:t>Evidence you MUST attach (final page of this document)</w:t>
+      </w:r>
+    </w:p>
+    <w:p>
+      <w:r>
+        <w:rPr>
+          <w:b w:val="0"/>
+        </w:rPr>
+        <w:t>The last page is an Evidence Appendix. Before you start, have these ready as clear images (JPEG/PNG) or scanned pages — you will insert one under each heading:</w:t>
       </w:r>
     </w:p>
     <w:p>
       <w:pPr>
         <w:pStyle w:val="ListParagraph"/>
-        <w:numPr>
-          <w:ilvl w:val="0"/>
-          <w:numId w:val="2"/>
-        </w:numPr>
-      </w:pPr>
-      <w:r>
-        <w:rPr>
-          <w:rFonts w:ascii="Arial" w:cs="Arial" w:eastAsia="Arial" w:hAnsi="Arial"/>
-        </w:rPr>
-        <w:t xml:space="preserve">Replace every highlighted [bracketed] tag below with your own information. Match the format exactly.</w:t>
+      </w:pPr>
+      <w:r>
+        <w:t>Evidence 8.1 — Proof of current address: ONE of a driving licence, recent bank or credit card statement, utility bill, signed lease/rental agreement, or tax document — showing your name and address, dated within the last 3 months where possible.</w:t>
       </w:r>
     </w:p>
     <w:p>
       <w:pPr>
         <w:pStyle w:val="ListParagraph"/>
-        <w:numPr>
-          <w:ilvl w:val="0"/>
-          <w:numId w:val="2"/>
-        </w:numPr>
-      </w:pPr>
-      <w:r>
-        <w:rPr>
-          <w:rFonts w:ascii="Arial" w:cs="Arial" w:eastAsia="Arial" w:hAnsi="Arial"/>
-        </w:rPr>
-        <w:t xml:space="preserve">Your address here must match your proof-of-address documents exactly.</w:t>
-      </w:r>
-    </w:p>
-    <w:p>
-      <w:pPr>
-        <w:pStyle w:val="ListParagraph"/>
-        <w:numPr>
-          <w:ilvl w:val="0"/>
-          <w:numId w:val="2"/>
-        </w:numPr>
-      </w:pPr>
-      <w:r>
-        <w:rPr>
-          <w:rFonts w:ascii="Arial" w:cs="Arial" w:eastAsia="Arial" w:hAnsi="Arial"/>
-        </w:rPr>
-        <w:t xml:space="preserve">Apply through the embassy/consulate responsible for the country where you actually reside.</w:t>
-      </w:r>
-    </w:p>
-    <w:p>
-      <w:pPr>
-        <w:pStyle w:val="ListParagraph"/>
-        <w:numPr>
-          <w:ilvl w:val="0"/>
-          <w:numId w:val="2"/>
-        </w:numPr>
-      </w:pPr>
-      <w:r>
-        <w:rPr>
-          <w:rFonts w:ascii="Arial" w:cs="Arial" w:eastAsia="Arial" w:hAnsi="Arial"/>
-        </w:rPr>
-        <w:t xml:space="preserve">Every figure, name, and date must match your source documents exactly — Thai immigration cross-checks them.</w:t>
-      </w:r>
-    </w:p>
-    <w:p>
-      <w:pPr>
-        <w:pStyle w:val="ListParagraph"/>
-        <w:numPr>
-          <w:ilvl w:val="0"/>
-          <w:numId w:val="2"/>
-        </w:numPr>
-      </w:pPr>
-      <w:r>
-        <w:rPr>
-          <w:rFonts w:ascii="Arial" w:cs="Arial" w:eastAsia="Arial" w:hAnsi="Arial"/>
-        </w:rPr>
-        <w:t xml:space="preserve">Sign and date where indicated, export as a clean PDF (no photos of screens).</w:t>
-      </w:r>
-    </w:p>
-    <w:p>
-      <w:pPr>
-        <w:pStyle w:val="ListParagraph"/>
-        <w:numPr>
-          <w:ilvl w:val="0"/>
-          <w:numId w:val="2"/>
-        </w:numPr>
-      </w:pPr>
-      <w:r>
-        <w:rPr>
-          <w:rFonts w:ascii="Arial" w:cs="Arial" w:eastAsia="Arial" w:hAnsi="Arial"/>
-        </w:rPr>
-        <w:t xml:space="preserve">Delete this entire instructions page before submitting (everything from the top of page 1 down to the page break).</w:t>
+      </w:pPr>
+      <w:r>
+        <w:t>Evidence 8.2 — Proof of travel to Thailand (if your embassy asks for it): a flight itinerary or booking confirmation showing your journey to and from Thailand.</w:t>
+      </w:r>
+    </w:p>
+    <w:p>
+      <w:r>
+        <w:rPr>
+          <w:i/>
+          <w:color w:val="C00000"/>
+          <w:sz w:val="20"/>
+        </w:rPr>
+        <w:t>[Delete parts in red before submitting.]</w:t>
       </w:r>
     </w:p>
     <w:p>
@@ -149,7 +87,7 @@
           <w:color w:val="1F3864"/>
           <w:sz w:val="32"/>
         </w:rPr>
-        <w:t xml:space="preserve">Home Country Residence Declaration</w:t>
+        <w:t>Proof of Residence &amp; Current Location</w:t>
       </w:r>
     </w:p>
     <w:p>
@@ -368,6 +306,22 @@
       </w:r>
     </w:p>
     <w:p>
+      <w:r>
+        <w:rPr>
+          <w:rFonts w:ascii="Arial" w:hAnsi="Arial"/>
+          <w:b/>
+          <w:color w:val="1F3864"/>
+          <w:sz w:val="26"/>
+        </w:rPr>
+        <w:t>2. Evidence Attached</w:t>
+      </w:r>
+    </w:p>
+    <w:p>
+      <w:r>
+        <w:t>In support of this declaration I attach proof of my current address and, where requested by the embassy, proof of my onward travel to Thailand — see the Evidence Appendix on the final page.</w:t>
+      </w:r>
+    </w:p>
+    <w:p>
       <w:pPr>
         <w:pStyle w:val="Heading2"/>
       </w:pPr>
@@ -378,7 +332,7 @@
           <w:color w:val="1F3864"/>
           <w:sz w:val="26"/>
         </w:rPr>
-        <w:t xml:space="preserve">2. Application From Country of Residence</w:t>
+        <w:t>3. Application From Country of Residence</w:t>
       </w:r>
     </w:p>
     <w:p>
@@ -403,7 +357,7 @@
           <w:color w:val="1F3864"/>
           <w:sz w:val="26"/>
         </w:rPr>
-        <w:t xml:space="preserve">3. Declaration</w:t>
+        <w:t>4. Declaration</w:t>
       </w:r>
     </w:p>
     <w:p>
@@ -488,12 +442,161 @@
         <w:t xml:space="preserve">[DATE]</w:t>
       </w:r>
     </w:p>
+    <w:p/>
+    <w:p>
+      <w:r>
+        <w:rPr>
+          <w:b/>
+        </w:rPr>
+        <w:t>Evidence Appendix</w:t>
+      </w:r>
+    </w:p>
+    <w:p>
+      <w:r>
+        <w:t>This page is part of the document — do not delete it. Insert a clear image (JPEG/PNG) or scanned page under each heading below.</w:t>
+      </w:r>
+    </w:p>
+    <w:p/>
     <w:sectPr>
       <w:pgSz w:w="12240" w:h="15840" w:orient="portrait"/>
       <w:pgMar w:top="1080" w:right="1080" w:bottom="1080" w:left="1080" w:header="708" w:footer="708" w:gutter="0"/>
       <w:pgNumType/>
       <w:docGrid w:linePitch="360"/>
     </w:sectPr>
+    <w:tbl>
+      <w:tblPr>
+        <w:tblW w:type="dxa" w:w="10080"/>
+        <w:tblBorders>
+          <w:top w:val="single" w:color="auto" w:sz="4"/>
+          <w:left w:val="single" w:color="auto" w:sz="4"/>
+          <w:bottom w:val="single" w:color="auto" w:sz="4"/>
+          <w:right w:val="single" w:color="auto" w:sz="4"/>
+          <w:insideH w:val="single" w:color="auto" w:sz="4"/>
+          <w:insideV w:val="single" w:color="auto" w:sz="4"/>
+        </w:tblBorders>
+      </w:tblPr>
+      <w:tblGrid>
+        <w:gridCol w:w="10080"/>
+      </w:tblGrid>
+      <w:tr>
+        <w:tc>
+          <w:tcPr>
+            <w:tcW w:type="dxa" w:w="10080"/>
+            <w:tcBorders>
+              <w:top w:val="single" w:color="BFBFBF" w:sz="4"/>
+              <w:left w:val="single" w:color="BFBFBF" w:sz="4"/>
+              <w:bottom w:val="single" w:color="BFBFBF" w:sz="4"/>
+              <w:right w:val="single" w:color="BFBFBF" w:sz="4"/>
+            </w:tcBorders>
+            <w:shd w:fill="F2F2F2" w:val="clear"/>
+            <w:tcMar>
+              <w:top w:type="dxa" w:w="140"/>
+              <w:left w:type="dxa" w:w="160"/>
+              <w:bottom w:type="dxa" w:w="140"/>
+              <w:right w:type="dxa" w:w="160"/>
+            </w:tcMar>
+          </w:tcPr>
+          <w:p>
+            <w:pPr>
+              <w:spacing w:after="80"/>
+            </w:pPr>
+            <w:r>
+              <w:rPr>
+                <w:rFonts w:ascii="Arial" w:cs="Arial" w:eastAsia="Arial" w:hAnsi="Arial"/>
+                <w:b/>
+                <w:bCs/>
+                <w:sz w:val="21"/>
+                <w:szCs w:val="21"/>
+              </w:rPr>
+              <w:t>Evidence 8.1 — Proof of current address</w:t>
+            </w:r>
+          </w:p>
+          <w:p>
+            <w:pPr>
+              <w:spacing w:before="80" w:after="0"/>
+            </w:pPr>
+            <w:r>
+              <w:rPr>
+                <w:rFonts w:ascii="Arial" w:cs="Arial" w:eastAsia="Arial" w:hAnsi="Arial"/>
+                <w:i/>
+                <w:iCs/>
+                <w:color w:val="595959"/>
+                <w:sz w:val="18"/>
+                <w:szCs w:val="18"/>
+              </w:rPr>
+              <w:t>Drop the image or scan under here.</w:t>
+            </w:r>
+          </w:p>
+        </w:tc>
+      </w:tr>
+    </w:tbl>
+    <w:tbl>
+      <w:tblPr>
+        <w:tblW w:type="dxa" w:w="10080"/>
+        <w:tblBorders>
+          <w:top w:val="single" w:color="auto" w:sz="4"/>
+          <w:left w:val="single" w:color="auto" w:sz="4"/>
+          <w:bottom w:val="single" w:color="auto" w:sz="4"/>
+          <w:right w:val="single" w:color="auto" w:sz="4"/>
+          <w:insideH w:val="single" w:color="auto" w:sz="4"/>
+          <w:insideV w:val="single" w:color="auto" w:sz="4"/>
+        </w:tblBorders>
+      </w:tblPr>
+      <w:tblGrid>
+        <w:gridCol w:w="10080"/>
+      </w:tblGrid>
+      <w:tr>
+        <w:tc>
+          <w:tcPr>
+            <w:tcW w:type="dxa" w:w="10080"/>
+            <w:tcBorders>
+              <w:top w:val="single" w:color="BFBFBF" w:sz="4"/>
+              <w:left w:val="single" w:color="BFBFBF" w:sz="4"/>
+              <w:bottom w:val="single" w:color="BFBFBF" w:sz="4"/>
+              <w:right w:val="single" w:color="BFBFBF" w:sz="4"/>
+            </w:tcBorders>
+            <w:shd w:fill="F2F2F2" w:val="clear"/>
+            <w:tcMar>
+              <w:top w:type="dxa" w:w="140"/>
+              <w:left w:type="dxa" w:w="160"/>
+              <w:bottom w:type="dxa" w:w="140"/>
+              <w:right w:type="dxa" w:w="160"/>
+            </w:tcMar>
+          </w:tcPr>
+          <w:p>
+            <w:pPr>
+              <w:spacing w:after="80"/>
+            </w:pPr>
+            <w:r>
+              <w:rPr>
+                <w:rFonts w:ascii="Arial" w:cs="Arial" w:eastAsia="Arial" w:hAnsi="Arial"/>
+                <w:b/>
+                <w:bCs/>
+                <w:sz w:val="21"/>
+                <w:szCs w:val="21"/>
+              </w:rPr>
+              <w:t>Evidence 8.2 — Proof of travel to Thailand (if requested)</w:t>
+            </w:r>
+          </w:p>
+          <w:p>
+            <w:pPr>
+              <w:spacing w:before="80" w:after="0"/>
+            </w:pPr>
+            <w:r>
+              <w:rPr>
+                <w:rFonts w:ascii="Arial" w:cs="Arial" w:eastAsia="Arial" w:hAnsi="Arial"/>
+                <w:i/>
+                <w:iCs/>
+                <w:color w:val="595959"/>
+                <w:sz w:val="18"/>
+                <w:szCs w:val="18"/>
+              </w:rPr>
+              <w:t>Drop the image or scan under here.</w:t>
+            </w:r>
+          </w:p>
+        </w:tc>
+      </w:tr>
+    </w:tbl>
   </w:body>
 </w:document>
 </file>

--- a/document-templates/shared/08_Residence_Consent_TEMPLATE.docx
+++ b/document-templates/shared/08_Residence_Consent_TEMPLATE.docx
@@ -25,7 +25,7 @@
         <w:rPr>
           <w:rFonts w:ascii="Arial" w:cs="Arial" w:eastAsia="Arial" w:hAnsi="Arial"/>
         </w:rPr>
-        <w:t>Purpose: evidence — not just a statement — of where you currently live and, where requested, that you are travelling to Thailand. Immigration officers want to see real supporting documents, not only your own declaration.</w:t>
+        <w:t>Purpose: evidence — not just a statement — of where you currently live. Immigration officers want to see a real supporting document, not only your own declaration.</w:t>
       </w:r>
     </w:p>
     <w:p>
@@ -49,15 +49,7 @@
         <w:pStyle w:val="ListParagraph"/>
       </w:pPr>
       <w:r>
-        <w:t>Evidence 8.1 — Proof of current address: ONE of a driving licence, recent bank or credit card statement, utility bill, signed lease/rental agreement, or tax document — showing your name and address, dated within the last 3 months where possible.</w:t>
-      </w:r>
-    </w:p>
-    <w:p>
-      <w:pPr>
-        <w:pStyle w:val="ListParagraph"/>
-      </w:pPr>
-      <w:r>
-        <w:t>Evidence 8.2 — Proof of travel to Thailand (if your embassy asks for it): a flight itinerary or booking confirmation showing your journey to and from Thailand.</w:t>
+        <w:t>Evidence 8 — Proof of current location: ONE of a driving licence, utility bill, bank statement showing your address, local ID card/residence permit, or signed lease/rental agreement — showing your name and address, dated within the last 3 months where possible. If you are applying while already abroad, a passport entry stamp or hotel booking can also work.</w:t>
       </w:r>
     </w:p>
     <w:p>
@@ -318,7 +310,7 @@
     </w:p>
     <w:p>
       <w:r>
-        <w:t>In support of this declaration I attach proof of my current address and, where requested by the embassy, proof of my onward travel to Thailand — see the Evidence Appendix on the final page.</w:t>
+        <w:t>In support of this declaration I attach proof of my current address — see the Evidence Appendix on the final page.</w:t>
       </w:r>
     </w:p>
     <w:p>
@@ -508,74 +500,7 @@
                 <w:sz w:val="21"/>
                 <w:szCs w:val="21"/>
               </w:rPr>
-              <w:t>Evidence 8.1 — Proof of current address</w:t>
-            </w:r>
-          </w:p>
-          <w:p>
-            <w:pPr>
-              <w:spacing w:before="80" w:after="0"/>
-            </w:pPr>
-            <w:r>
-              <w:rPr>
-                <w:rFonts w:ascii="Arial" w:cs="Arial" w:eastAsia="Arial" w:hAnsi="Arial"/>
-                <w:i/>
-                <w:iCs/>
-                <w:color w:val="595959"/>
-                <w:sz w:val="18"/>
-                <w:szCs w:val="18"/>
-              </w:rPr>
-              <w:t>Drop the image or scan under here.</w:t>
-            </w:r>
-          </w:p>
-        </w:tc>
-      </w:tr>
-    </w:tbl>
-    <w:tbl>
-      <w:tblPr>
-        <w:tblW w:type="dxa" w:w="10080"/>
-        <w:tblBorders>
-          <w:top w:val="single" w:color="auto" w:sz="4"/>
-          <w:left w:val="single" w:color="auto" w:sz="4"/>
-          <w:bottom w:val="single" w:color="auto" w:sz="4"/>
-          <w:right w:val="single" w:color="auto" w:sz="4"/>
-          <w:insideH w:val="single" w:color="auto" w:sz="4"/>
-          <w:insideV w:val="single" w:color="auto" w:sz="4"/>
-        </w:tblBorders>
-      </w:tblPr>
-      <w:tblGrid>
-        <w:gridCol w:w="10080"/>
-      </w:tblGrid>
-      <w:tr>
-        <w:tc>
-          <w:tcPr>
-            <w:tcW w:type="dxa" w:w="10080"/>
-            <w:tcBorders>
-              <w:top w:val="single" w:color="BFBFBF" w:sz="4"/>
-              <w:left w:val="single" w:color="BFBFBF" w:sz="4"/>
-              <w:bottom w:val="single" w:color="BFBFBF" w:sz="4"/>
-              <w:right w:val="single" w:color="BFBFBF" w:sz="4"/>
-            </w:tcBorders>
-            <w:shd w:fill="F2F2F2" w:val="clear"/>
-            <w:tcMar>
-              <w:top w:type="dxa" w:w="140"/>
-              <w:left w:type="dxa" w:w="160"/>
-              <w:bottom w:type="dxa" w:w="140"/>
-              <w:right w:type="dxa" w:w="160"/>
-            </w:tcMar>
-          </w:tcPr>
-          <w:p>
-            <w:pPr>
-              <w:spacing w:after="80"/>
-            </w:pPr>
-            <w:r>
-              <w:rPr>
-                <w:rFonts w:ascii="Arial" w:cs="Arial" w:eastAsia="Arial" w:hAnsi="Arial"/>
-                <w:b/>
-                <w:bCs/>
-                <w:sz w:val="21"/>
-                <w:szCs w:val="21"/>
-              </w:rPr>
-              <w:t>Evidence 8.2 — Proof of travel to Thailand (if requested)</w:t>
+              <w:t>Evidence 8 — Proof of current location</w:t>
             </w:r>
           </w:p>
           <w:p>

--- a/document-templates/shared/08_Residence_Consent_TEMPLATE.docx
+++ b/document-templates/shared/08_Residence_Consent_TEMPLATE.docx
@@ -516,7 +516,7 @@
                 <w:sz w:val="18"/>
                 <w:szCs w:val="18"/>
               </w:rPr>
-              <w:t>Drop the image or scan under here.</w:t>
+              <w:t>Drop ONE of these under here: driving licence, utility bill, bank statement showing your address, local ID card/residence permit, or signed lease/rental agreement (or, if applying while already abroad, a passport entry stamp or hotel booking).</w:t>
             </w:r>
           </w:p>
         </w:tc>

--- a/document-templates/shared/08_Residence_Consent_TEMPLATE.docx
+++ b/document-templates/shared/08_Residence_Consent_TEMPLATE.docx
@@ -497,6 +497,7 @@
                 <w:rFonts w:ascii="Arial" w:cs="Arial" w:eastAsia="Arial" w:hAnsi="Arial"/>
                 <w:b/>
                 <w:bCs/>
+                <w:color w:val="C00000"/>
                 <w:sz w:val="21"/>
                 <w:szCs w:val="21"/>
               </w:rPr>
@@ -512,7 +513,7 @@
                 <w:rFonts w:ascii="Arial" w:cs="Arial" w:eastAsia="Arial" w:hAnsi="Arial"/>
                 <w:i/>
                 <w:iCs/>
-                <w:color w:val="595959"/>
+                <w:color w:val="C00000"/>
                 <w:sz w:val="18"/>
                 <w:szCs w:val="18"/>
               </w:rPr>
